--- a/en/wisdom-stories/meddling-in-others-lives.docx
+++ b/en/wisdom-stories/meddling-in-others-lives.docx
@@ -15,9 +15,14 @@
     </w:p>
     <w:p>
       <w:r>
-        <w:t>May God never leave anyone so idle that they have time to meddle in other people’s lives!</w:t>
+        <w:t xml:space="preserve">May </w:t>
       </w:r>
-      <w:r/>
+      <w:r>
+        <w:t>Allah</w:t>
+      </w:r>
+      <w:r>
+        <w:t xml:space="preserve"> never leave anyone so idle that they have time to meddle in other people’s lives!</w:t>
+      </w:r>
     </w:p>
     <w:p>
       <w:pPr>
@@ -33,6 +38,10 @@
         <w:shd w:val="clear" w:color="auto" w:fill="FFF8E1"/>
         <w:spacing w:before="240" w:after="180" w:line="283" w:lineRule="auto"/>
         <w:ind w:left="240" w:right="240"/>
+        <w:rPr>
+          <w:bCs/>
+          <w:color w:val="auto"/>
+        </w:rPr>
       </w:pPr>
       <w:r>
         <w:rPr>
@@ -41,14 +50,34 @@
           <w:i w:val="0"/>
           <w:color w:val="9A7417"/>
         </w:rPr>
-        <w:t>Moral: Unsolicited advice is not a help, but a burden. Interfering in the lives of others under the guise of "kindness" often brings harm.</w:t>
+        <w:t xml:space="preserve">Moral: </w:t>
       </w:r>
       <w:r>
         <w:rPr>
           <w:rFonts w:cs="Arial"/>
+          <w:bCs/>
           <w:i w:val="0"/>
-          <w:color w:val="3F3826"/>
+          <w:color w:val="auto"/>
         </w:rPr>
+        <w:t xml:space="preserve">Unsolicited advice is not </w:t>
+      </w:r>
+      <w:r>
+        <w:rPr>
+          <w:rFonts w:cs="Arial"/>
+          <w:bCs/>
+          <w:i w:val="0"/>
+          <w:color w:val="auto"/>
+        </w:rPr>
+        <w:t>some</w:t>
+      </w:r>
+      <w:r>
+        <w:rPr>
+          <w:rFonts w:cs="Arial"/>
+          <w:bCs/>
+          <w:i w:val="0"/>
+          <w:color w:val="auto"/>
+        </w:rPr>
+        <w:t xml:space="preserve"> help, but a burden. Interfering in the lives of others under the guise of "kindness" often brings harm.</w:t>
       </w:r>
     </w:p>
     <w:p>
